--- a/mps-nivel-c/oficial/04_registros/AASP_Andamento-Processuais/CR-AASPAP01-002_Change-Request.docx
+++ b/mps-nivel-c/oficial/04_registros/AASP_Andamento-Processuais/CR-AASPAP01-002_Change-Request.docx
@@ -807,7 +807,7 @@
                 <w:i w:val="0"/>
                 <w:sz w:val="20"/>
               </w:rPr>
-              <w:t>Ampliação acordada — RF07 a RF12 (erros por instância, segredo, CodigoFonteAPI, desmembramento do RunUpdater)</w:t>
+              <w:t>Ampliação acordada — RF07–RF09, RF11 e RF12 (erros por instância, segredo e desmembramento do RunUpdater; CodigoFonteAPI/RF10 entregue na Fase 3)</w:t>
             </w:r>
           </w:p>
         </w:tc>

--- a/mps-nivel-c/oficial/04_registros/AASP_Andamento-Processuais/CR-AASPAP01-002_Change-Request.docx
+++ b/mps-nivel-c/oficial/04_registros/AASP_Andamento-Processuais/CR-AASPAP01-002_Change-Request.docx
@@ -1304,6 +1304,19 @@
       </w:pPr>
     </w:p>
     <w:p>
+      <w:r>
+        <w:rPr>
+          <w:b/>
+        </w:rPr>
+        <w:t>6. Reflexo no projeto</w:t>
+      </w:r>
+    </w:p>
+    <w:p>
+      <w:r>
+        <w:t>A mudança está refletida na Planilha de Gestão GEST-AASPAP01 (aba Change Requests), na Matriz de Rastreabilidade (RF07–RF12) e na baseline de configuração (GCO-AASPAP01-001). O esforço adicional foi absorvido na Fase 4; o atraso de ~30 dias foi acordado com o cliente, mantido o deadline final (ver RAC-AASPAP01-001 e MED-AASPAP01-001).</w:t>
+      </w:r>
+    </w:p>
+    <w:p>
       <w:pPr>
         <w:pStyle w:val="Heading1"/>
         <w:keepNext/>

--- a/mps-nivel-c/oficial/04_registros/AASP_Andamento-Processuais/CR-AASPAP01-002_Change-Request.docx
+++ b/mps-nivel-c/oficial/04_registros/AASP_Andamento-Processuais/CR-AASPAP01-002_Change-Request.docx
@@ -384,17 +384,8 @@
             </w:tcMar>
           </w:tcPr>
           <w:p>
-            <w:pPr>
-              <w:spacing w:before="40" w:after="40"/>
-            </w:pPr>
             <w:r>
-              <w:rPr>
-                <w:rFonts w:ascii="Calibri" w:hAnsi="Calibri"/>
-                <w:b w:val="0"/>
-                <w:i w:val="0"/>
-                <w:sz w:val="20"/>
-              </w:rPr>
-              <w:t>11/06/2026</w:t>
+              <w:t>02/06/2026</w:t>
             </w:r>
           </w:p>
         </w:tc>
@@ -1498,17 +1489,8 @@
             </w:tcMar>
           </w:tcPr>
           <w:p>
-            <w:pPr>
-              <w:spacing w:before="40" w:after="40"/>
-            </w:pPr>
             <w:r>
-              <w:rPr>
-                <w:rFonts w:ascii="Calibri" w:hAnsi="Calibri"/>
-                <w:b w:val="0"/>
-                <w:i w:val="0"/>
-                <w:sz w:val="20"/>
-              </w:rPr>
-              <w:t>11/06/2026</w:t>
+              <w:t>02/06/2026</w:t>
             </w:r>
           </w:p>
         </w:tc>
@@ -1523,17 +1505,8 @@
             </w:tcMar>
           </w:tcPr>
           <w:p>
-            <w:pPr>
-              <w:spacing w:before="40" w:after="40"/>
-            </w:pPr>
             <w:r>
-              <w:rPr>
-                <w:rFonts w:ascii="Calibri" w:hAnsi="Calibri"/>
-                <w:b w:val="0"/>
-                <w:i w:val="0"/>
-                <w:sz w:val="20"/>
-              </w:rPr>
-              <w:t>Time de Melhoria Contínua</w:t>
+              <w:t>Gerente de Projeto</w:t>
             </w:r>
           </w:p>
         </w:tc>

--- a/mps-nivel-c/oficial/04_registros/AASP_Andamento-Processuais/CR-AASPAP01-002_Change-Request.docx
+++ b/mps-nivel-c/oficial/04_registros/AASP_Andamento-Processuais/CR-AASPAP01-002_Change-Request.docx
@@ -34,7 +34,7 @@
           <w:color w:val="555555"/>
           <w:sz w:val="20"/>
         </w:rPr>
-        <w:t>CR-AASPAP01-002   ·   Versão Data   ·   11/06/2026   ·   Timeware Brasil</w:t>
+        <w:t>CR-AASPAP01-002   ·   Versão 1.0   ·   02/06/2026   ·   Timeware Brasil</w:t>
       </w:r>
     </w:p>
     <w:p>
